--- a/Test evidences.docx
+++ b/Test evidences.docx
@@ -232,6 +232,340 @@
           </wp:inline>
         </w:drawing>
       </w:r>
+    </w:p>
+    <w:p>
+      <w:pPr>
+        <w:ind w:firstLine="720"/>
+        <w:rPr>
+          <w:lang w:val="en-GB"/>
+        </w:rPr>
+      </w:pPr>
+    </w:p>
+    <w:p>
+      <w:pPr>
+        <w:ind w:firstLine="720"/>
+        <w:rPr>
+          <w:lang w:val="en-GB"/>
+        </w:rPr>
+      </w:pPr>
+      <w:r>
+        <w:rPr>
+          <w:noProof/>
+        </w:rPr>
+        <w:lastRenderedPageBreak/>
+        <w:drawing>
+          <wp:inline distT="0" distB="0" distL="0" distR="0" wp14:anchorId="5832A2BA" wp14:editId="08A4F7CF">
+            <wp:extent cx="5731510" cy="3241675"/>
+            <wp:effectExtent l="0" t="0" r="2540" b="0"/>
+            <wp:docPr id="1736398018" name="Picture 1"/>
+            <wp:cNvGraphicFramePr>
+              <a:graphicFrameLocks xmlns:a="http://schemas.openxmlformats.org/drawingml/2006/main" noChangeAspect="1"/>
+            </wp:cNvGraphicFramePr>
+            <a:graphic xmlns:a="http://schemas.openxmlformats.org/drawingml/2006/main">
+              <a:graphicData uri="http://schemas.openxmlformats.org/drawingml/2006/picture">
+                <pic:pic xmlns:pic="http://schemas.openxmlformats.org/drawingml/2006/picture">
+                  <pic:nvPicPr>
+                    <pic:cNvPr id="1736398018" name=""/>
+                    <pic:cNvPicPr/>
+                  </pic:nvPicPr>
+                  <pic:blipFill>
+                    <a:blip r:embed="rId6"/>
+                    <a:stretch>
+                      <a:fillRect/>
+                    </a:stretch>
+                  </pic:blipFill>
+                  <pic:spPr>
+                    <a:xfrm>
+                      <a:off x="0" y="0"/>
+                      <a:ext cx="5731510" cy="3241675"/>
+                    </a:xfrm>
+                    <a:prstGeom prst="rect">
+                      <a:avLst/>
+                    </a:prstGeom>
+                  </pic:spPr>
+                </pic:pic>
+              </a:graphicData>
+            </a:graphic>
+          </wp:inline>
+        </w:drawing>
+      </w:r>
+    </w:p>
+    <w:p>
+      <w:pPr>
+        <w:ind w:firstLine="720"/>
+        <w:rPr>
+          <w:lang w:val="en-GB"/>
+        </w:rPr>
+      </w:pPr>
+    </w:p>
+    <w:p>
+      <w:pPr>
+        <w:ind w:firstLine="720"/>
+        <w:rPr>
+          <w:b/>
+          <w:bCs/>
+        </w:rPr>
+      </w:pPr>
+      <w:r>
+        <w:rPr>
+          <w:b/>
+          <w:bCs/>
+        </w:rPr>
+        <w:t xml:space="preserve">Test </w:t>
+      </w:r>
+      <w:r>
+        <w:rPr>
+          <w:b/>
+          <w:bCs/>
+        </w:rPr>
+        <w:t>3</w:t>
+      </w:r>
+      <w:r>
+        <w:rPr>
+          <w:b/>
+          <w:bCs/>
+        </w:rPr>
+        <w:t xml:space="preserve"> - Expected: 200 VALID</w:t>
+      </w:r>
+    </w:p>
+    <w:p>
+      <w:pPr>
+        <w:ind w:firstLine="720"/>
+        <w:rPr>
+          <w:lang w:val="en-GB"/>
+        </w:rPr>
+      </w:pPr>
+      <w:r>
+        <w:rPr>
+          <w:noProof/>
+        </w:rPr>
+        <w:drawing>
+          <wp:inline distT="0" distB="0" distL="0" distR="0" wp14:anchorId="5A1E493B" wp14:editId="686F4662">
+            <wp:extent cx="5731510" cy="4281170"/>
+            <wp:effectExtent l="0" t="0" r="2540" b="5080"/>
+            <wp:docPr id="360118362" name="Picture 1"/>
+            <wp:cNvGraphicFramePr>
+              <a:graphicFrameLocks xmlns:a="http://schemas.openxmlformats.org/drawingml/2006/main" noChangeAspect="1"/>
+            </wp:cNvGraphicFramePr>
+            <a:graphic xmlns:a="http://schemas.openxmlformats.org/drawingml/2006/main">
+              <a:graphicData uri="http://schemas.openxmlformats.org/drawingml/2006/picture">
+                <pic:pic xmlns:pic="http://schemas.openxmlformats.org/drawingml/2006/picture">
+                  <pic:nvPicPr>
+                    <pic:cNvPr id="360118362" name=""/>
+                    <pic:cNvPicPr/>
+                  </pic:nvPicPr>
+                  <pic:blipFill>
+                    <a:blip r:embed="rId7"/>
+                    <a:stretch>
+                      <a:fillRect/>
+                    </a:stretch>
+                  </pic:blipFill>
+                  <pic:spPr>
+                    <a:xfrm>
+                      <a:off x="0" y="0"/>
+                      <a:ext cx="5731510" cy="4281170"/>
+                    </a:xfrm>
+                    <a:prstGeom prst="rect">
+                      <a:avLst/>
+                    </a:prstGeom>
+                  </pic:spPr>
+                </pic:pic>
+              </a:graphicData>
+            </a:graphic>
+          </wp:inline>
+        </w:drawing>
+      </w:r>
+    </w:p>
+    <w:p>
+      <w:pPr>
+        <w:ind w:firstLine="720"/>
+        <w:rPr>
+          <w:lang w:val="en-GB"/>
+        </w:rPr>
+      </w:pPr>
+    </w:p>
+    <w:p>
+      <w:pPr>
+        <w:ind w:firstLine="720"/>
+        <w:rPr>
+          <w:b/>
+          <w:bCs/>
+        </w:rPr>
+      </w:pPr>
+      <w:r>
+        <w:rPr>
+          <w:b/>
+          <w:bCs/>
+        </w:rPr>
+        <w:t xml:space="preserve">Test </w:t>
+      </w:r>
+      <w:r>
+        <w:rPr>
+          <w:b/>
+          <w:bCs/>
+        </w:rPr>
+        <w:t>4</w:t>
+      </w:r>
+      <w:r>
+        <w:rPr>
+          <w:b/>
+          <w:bCs/>
+        </w:rPr>
+        <w:t xml:space="preserve"> - Expected: 422 INVALID_INPUT (negative begin)</w:t>
+      </w:r>
+    </w:p>
+    <w:p>
+      <w:pPr>
+        <w:ind w:firstLine="720"/>
+        <w:rPr>
+          <w:lang w:val="en-GB"/>
+        </w:rPr>
+      </w:pPr>
+      <w:r>
+        <w:rPr>
+          <w:noProof/>
+        </w:rPr>
+        <w:lastRenderedPageBreak/>
+        <w:drawing>
+          <wp:inline distT="0" distB="0" distL="0" distR="0" wp14:anchorId="741312B7" wp14:editId="70238653">
+            <wp:extent cx="5731510" cy="4573270"/>
+            <wp:effectExtent l="0" t="0" r="2540" b="0"/>
+            <wp:docPr id="1845212542" name="Picture 1"/>
+            <wp:cNvGraphicFramePr>
+              <a:graphicFrameLocks xmlns:a="http://schemas.openxmlformats.org/drawingml/2006/main" noChangeAspect="1"/>
+            </wp:cNvGraphicFramePr>
+            <a:graphic xmlns:a="http://schemas.openxmlformats.org/drawingml/2006/main">
+              <a:graphicData uri="http://schemas.openxmlformats.org/drawingml/2006/picture">
+                <pic:pic xmlns:pic="http://schemas.openxmlformats.org/drawingml/2006/picture">
+                  <pic:nvPicPr>
+                    <pic:cNvPr id="1845212542" name=""/>
+                    <pic:cNvPicPr/>
+                  </pic:nvPicPr>
+                  <pic:blipFill>
+                    <a:blip r:embed="rId8"/>
+                    <a:stretch>
+                      <a:fillRect/>
+                    </a:stretch>
+                  </pic:blipFill>
+                  <pic:spPr>
+                    <a:xfrm>
+                      <a:off x="0" y="0"/>
+                      <a:ext cx="5731510" cy="4573270"/>
+                    </a:xfrm>
+                    <a:prstGeom prst="rect">
+                      <a:avLst/>
+                    </a:prstGeom>
+                  </pic:spPr>
+                </pic:pic>
+              </a:graphicData>
+            </a:graphic>
+          </wp:inline>
+        </w:drawing>
+      </w:r>
+    </w:p>
+    <w:p>
+      <w:pPr>
+        <w:ind w:firstLine="720"/>
+        <w:rPr>
+          <w:lang w:val="en-GB"/>
+        </w:rPr>
+      </w:pPr>
+    </w:p>
+    <w:p>
+      <w:pPr>
+        <w:ind w:firstLine="720"/>
+        <w:rPr>
+          <w:b/>
+          <w:bCs/>
+        </w:rPr>
+      </w:pPr>
+      <w:r>
+        <w:rPr>
+          <w:b/>
+          <w:bCs/>
+        </w:rPr>
+        <w:t xml:space="preserve">Test </w:t>
+      </w:r>
+      <w:r>
+        <w:rPr>
+          <w:b/>
+          <w:bCs/>
+        </w:rPr>
+        <w:t>4</w:t>
+      </w:r>
+      <w:r>
+        <w:rPr>
+          <w:b/>
+          <w:bCs/>
+        </w:rPr>
+        <w:t xml:space="preserve"> - Expected: 400 Validation Failed (blank portfolioId)</w:t>
+      </w:r>
+    </w:p>
+    <w:p>
+      <w:pPr>
+        <w:ind w:firstLine="720"/>
+        <w:rPr>
+          <w:b/>
+          <w:bCs/>
+        </w:rPr>
+      </w:pPr>
+      <w:r>
+        <w:rPr>
+          <w:noProof/>
+        </w:rPr>
+        <w:lastRenderedPageBreak/>
+        <w:drawing>
+          <wp:inline distT="0" distB="0" distL="0" distR="0" wp14:anchorId="27287FC0" wp14:editId="083970FE">
+            <wp:extent cx="5731510" cy="4117975"/>
+            <wp:effectExtent l="0" t="0" r="2540" b="0"/>
+            <wp:docPr id="2139671332" name="Picture 1"/>
+            <wp:cNvGraphicFramePr>
+              <a:graphicFrameLocks xmlns:a="http://schemas.openxmlformats.org/drawingml/2006/main" noChangeAspect="1"/>
+            </wp:cNvGraphicFramePr>
+            <a:graphic xmlns:a="http://schemas.openxmlformats.org/drawingml/2006/main">
+              <a:graphicData uri="http://schemas.openxmlformats.org/drawingml/2006/picture">
+                <pic:pic xmlns:pic="http://schemas.openxmlformats.org/drawingml/2006/picture">
+                  <pic:nvPicPr>
+                    <pic:cNvPr id="2139671332" name=""/>
+                    <pic:cNvPicPr/>
+                  </pic:nvPicPr>
+                  <pic:blipFill>
+                    <a:blip r:embed="rId9"/>
+                    <a:stretch>
+                      <a:fillRect/>
+                    </a:stretch>
+                  </pic:blipFill>
+                  <pic:spPr>
+                    <a:xfrm>
+                      <a:off x="0" y="0"/>
+                      <a:ext cx="5731510" cy="4117975"/>
+                    </a:xfrm>
+                    <a:prstGeom prst="rect">
+                      <a:avLst/>
+                    </a:prstGeom>
+                  </pic:spPr>
+                </pic:pic>
+              </a:graphicData>
+            </a:graphic>
+          </wp:inline>
+        </w:drawing>
+      </w:r>
+    </w:p>
+    <w:p>
+      <w:pPr>
+        <w:ind w:firstLine="720"/>
+        <w:rPr>
+          <w:lang w:val="en-GB"/>
+        </w:rPr>
+      </w:pPr>
+    </w:p>
+    <w:p>
+      <w:pPr>
+        <w:ind w:firstLine="720"/>
+        <w:rPr>
+          <w:lang w:val="en-GB"/>
+        </w:rPr>
+      </w:pPr>
     </w:p>
     <w:sectPr>
       <w:pgSz w:w="11906" w:h="16838"/>
@@ -846,6 +1180,7 @@
   <w:style w:type="character" w:default="1" w:styleId="DefaultParagraphFont">
     <w:name w:val="Default Paragraph Font"/>
     <w:uiPriority w:val="1"/>
+    <w:semiHidden/>
     <w:unhideWhenUsed/>
   </w:style>
   <w:style w:type="table" w:default="1" w:styleId="TableNormal">

--- a/Test evidences.docx
+++ b/Test evidences.docx
@@ -539,6 +539,80 @@
                     <a:xfrm>
                       <a:off x="0" y="0"/>
                       <a:ext cx="5731510" cy="4117975"/>
+                    </a:xfrm>
+                    <a:prstGeom prst="rect">
+                      <a:avLst/>
+                    </a:prstGeom>
+                  </pic:spPr>
+                </pic:pic>
+              </a:graphicData>
+            </a:graphic>
+          </wp:inline>
+        </w:drawing>
+      </w:r>
+    </w:p>
+    <w:p>
+      <w:pPr>
+        <w:ind w:firstLine="720"/>
+        <w:rPr>
+          <w:b/>
+          <w:bCs/>
+        </w:rPr>
+      </w:pPr>
+    </w:p>
+    <w:p>
+      <w:pPr>
+        <w:ind w:firstLine="720"/>
+        <w:rPr>
+          <w:b/>
+          <w:bCs/>
+        </w:rPr>
+      </w:pPr>
+      <w:r>
+        <w:rPr>
+          <w:b/>
+          <w:bCs/>
+        </w:rPr>
+        <w:t>Integration Test:</w:t>
+      </w:r>
+    </w:p>
+    <w:p>
+      <w:pPr>
+        <w:ind w:firstLine="720"/>
+        <w:rPr>
+          <w:b/>
+          <w:bCs/>
+        </w:rPr>
+      </w:pPr>
+      <w:r>
+        <w:rPr>
+          <w:noProof/>
+        </w:rPr>
+        <w:drawing>
+          <wp:inline distT="0" distB="0" distL="0" distR="0" wp14:anchorId="6D00B924" wp14:editId="45B7174C">
+            <wp:extent cx="5731510" cy="3057525"/>
+            <wp:effectExtent l="0" t="0" r="2540" b="9525"/>
+            <wp:docPr id="933394836" name="Picture 1"/>
+            <wp:cNvGraphicFramePr>
+              <a:graphicFrameLocks xmlns:a="http://schemas.openxmlformats.org/drawingml/2006/main" noChangeAspect="1"/>
+            </wp:cNvGraphicFramePr>
+            <a:graphic xmlns:a="http://schemas.openxmlformats.org/drawingml/2006/main">
+              <a:graphicData uri="http://schemas.openxmlformats.org/drawingml/2006/picture">
+                <pic:pic xmlns:pic="http://schemas.openxmlformats.org/drawingml/2006/picture">
+                  <pic:nvPicPr>
+                    <pic:cNvPr id="933394836" name=""/>
+                    <pic:cNvPicPr/>
+                  </pic:nvPicPr>
+                  <pic:blipFill>
+                    <a:blip r:embed="rId10"/>
+                    <a:stretch>
+                      <a:fillRect/>
+                    </a:stretch>
+                  </pic:blipFill>
+                  <pic:spPr>
+                    <a:xfrm>
+                      <a:off x="0" y="0"/>
+                      <a:ext cx="5731510" cy="3057525"/>
                     </a:xfrm>
                     <a:prstGeom prst="rect">
                       <a:avLst/>
